--- a/Руковаодство пользователя.docx
+++ b/Руковаодство пользователя.docx
@@ -161,8 +161,6 @@
         </w:rPr>
         <w:t>тракцио</w:t>
       </w:r>
-      <w:bookmarkStart w:id="0" w:name="_GoBack"/>
-      <w:bookmarkEnd w:id="0"/>
       <w:r>
         <w:rPr>
           <w:rFonts w:ascii="Times New Roman" w:hAnsi="Times New Roman" w:cs="Times New Roman"/>
@@ -791,8 +789,10 @@
           <w:szCs w:val="28"/>
           <w:lang w:eastAsia="ru-RU"/>
         </w:rPr>
-        <w:t>………………………………………………………………</w:t>
-      </w:r>
+        <w:t>………………………………………………</w:t>
+      </w:r>
+      <w:bookmarkStart w:id="0" w:name="_GoBack"/>
+      <w:bookmarkEnd w:id="0"/>
       <w:r>
         <w:rPr>
           <w:rFonts w:ascii="Times New Roman" w:eastAsia="Times New Roman" w:hAnsi="Times New Roman" w:cs="Times New Roman"/>
@@ -801,7 +801,17 @@
           <w:szCs w:val="28"/>
           <w:lang w:eastAsia="ru-RU"/>
         </w:rPr>
-        <w:t>8</w:t>
+        <w:t>……………</w:t>
+      </w:r>
+      <w:r>
+        <w:rPr>
+          <w:rFonts w:ascii="Times New Roman" w:eastAsia="Times New Roman" w:hAnsi="Times New Roman" w:cs="Times New Roman"/>
+          <w:color w:val="0F1115"/>
+          <w:sz w:val="28"/>
+          <w:szCs w:val="28"/>
+          <w:lang w:eastAsia="ru-RU"/>
+        </w:rPr>
+        <w:t>10</w:t>
       </w:r>
     </w:p>
     <w:p>
@@ -845,7 +855,7 @@
           <w:szCs w:val="28"/>
           <w:lang w:eastAsia="ru-RU"/>
         </w:rPr>
-        <w:t>……………………………………………..</w:t>
+        <w:t>………………………………………</w:t>
       </w:r>
       <w:r>
         <w:rPr>
@@ -855,7 +865,17 @@
           <w:szCs w:val="28"/>
           <w:lang w:eastAsia="ru-RU"/>
         </w:rPr>
-        <w:t>9</w:t>
+        <w:t>…..</w:t>
+      </w:r>
+      <w:r>
+        <w:rPr>
+          <w:rFonts w:ascii="Times New Roman" w:eastAsia="Times New Roman" w:hAnsi="Times New Roman" w:cs="Times New Roman"/>
+          <w:color w:val="0F1115"/>
+          <w:sz w:val="28"/>
+          <w:szCs w:val="28"/>
+          <w:lang w:eastAsia="ru-RU"/>
+        </w:rPr>
+        <w:t>11</w:t>
       </w:r>
     </w:p>
     <w:p>
@@ -2324,34 +2344,25 @@
         <w:t>Анализ и отчетность: предоставляет инструменты для анализа данных, составления отчетов и принятия решений на основе полученной информации.</w:t>
       </w:r>
     </w:p>
-    <w:p/>
-    <w:p/>
-    <w:p/>
-    <w:p/>
-    <w:p/>
-    <w:p/>
-    <w:p/>
-    <w:p/>
-    <w:p/>
-    <w:p/>
-    <w:p/>
-    <w:p/>
-    <w:p/>
-    <w:p>
-      <w:pPr>
-        <w:jc w:val="center"/>
-      </w:pPr>
-    </w:p>
-    <w:p>
-      <w:pPr>
-        <w:jc w:val="center"/>
-      </w:pPr>
-    </w:p>
-    <w:p>
-      <w:pPr>
-        <w:pStyle w:val="2"/>
-        <w:shd w:val="clear" w:color="auto" w:fill="FFFFFF"/>
-        <w:spacing w:before="480" w:beforeAutospacing="0" w:after="240" w:afterAutospacing="0" w:line="480" w:lineRule="atLeast"/>
+    <w:p>
+      <w:pPr>
+        <w:pStyle w:val="a8"/>
+        <w:tabs>
+          <w:tab w:val="left" w:pos="3815"/>
+        </w:tabs>
+        <w:rPr>
+          <w:rFonts w:ascii="Times New Roman" w:hAnsi="Times New Roman" w:cs="Times New Roman"/>
+          <w:sz w:val="28"/>
+          <w:szCs w:val="28"/>
+        </w:rPr>
+      </w:pPr>
+    </w:p>
+    <w:p>
+      <w:pPr>
+        <w:pStyle w:val="a8"/>
+        <w:tabs>
+          <w:tab w:val="left" w:pos="3815"/>
+        </w:tabs>
         <w:rPr>
           <w:rFonts w:ascii="Segoe UI" w:hAnsi="Segoe UI" w:cs="Segoe UI"/>
           <w:color w:val="0F1115"/>
@@ -2359,27 +2370,225 @@
           <w:szCs w:val="33"/>
         </w:rPr>
       </w:pPr>
-      <w:r>
+    </w:p>
+    <w:p>
+      <w:pPr>
+        <w:pStyle w:val="a8"/>
+        <w:tabs>
+          <w:tab w:val="left" w:pos="3815"/>
+        </w:tabs>
         <w:rPr>
           <w:rFonts w:ascii="Segoe UI" w:hAnsi="Segoe UI" w:cs="Segoe UI"/>
           <w:color w:val="0F1115"/>
           <w:sz w:val="33"/>
           <w:szCs w:val="33"/>
         </w:rPr>
+      </w:pPr>
+    </w:p>
+    <w:p>
+      <w:pPr>
+        <w:pStyle w:val="a8"/>
+        <w:tabs>
+          <w:tab w:val="left" w:pos="3815"/>
+        </w:tabs>
+        <w:rPr>
+          <w:rFonts w:ascii="Segoe UI" w:hAnsi="Segoe UI" w:cs="Segoe UI"/>
+          <w:color w:val="0F1115"/>
+          <w:sz w:val="33"/>
+          <w:szCs w:val="33"/>
+        </w:rPr>
+      </w:pPr>
+    </w:p>
+    <w:p>
+      <w:pPr>
+        <w:pStyle w:val="a8"/>
+        <w:tabs>
+          <w:tab w:val="left" w:pos="3815"/>
+        </w:tabs>
+        <w:rPr>
+          <w:rFonts w:ascii="Segoe UI" w:hAnsi="Segoe UI" w:cs="Segoe UI"/>
+          <w:color w:val="0F1115"/>
+          <w:sz w:val="33"/>
+          <w:szCs w:val="33"/>
+        </w:rPr>
+      </w:pPr>
+    </w:p>
+    <w:p>
+      <w:pPr>
+        <w:pStyle w:val="a8"/>
+        <w:tabs>
+          <w:tab w:val="left" w:pos="3815"/>
+        </w:tabs>
+        <w:rPr>
+          <w:rFonts w:ascii="Segoe UI" w:hAnsi="Segoe UI" w:cs="Segoe UI"/>
+          <w:color w:val="0F1115"/>
+          <w:sz w:val="33"/>
+          <w:szCs w:val="33"/>
+        </w:rPr>
+      </w:pPr>
+    </w:p>
+    <w:p>
+      <w:pPr>
+        <w:pStyle w:val="a8"/>
+        <w:tabs>
+          <w:tab w:val="left" w:pos="3815"/>
+        </w:tabs>
+        <w:rPr>
+          <w:rFonts w:ascii="Segoe UI" w:hAnsi="Segoe UI" w:cs="Segoe UI"/>
+          <w:color w:val="0F1115"/>
+          <w:sz w:val="33"/>
+          <w:szCs w:val="33"/>
+        </w:rPr>
+      </w:pPr>
+    </w:p>
+    <w:p>
+      <w:pPr>
+        <w:pStyle w:val="a8"/>
+        <w:tabs>
+          <w:tab w:val="left" w:pos="3815"/>
+        </w:tabs>
+        <w:rPr>
+          <w:rFonts w:ascii="Segoe UI" w:hAnsi="Segoe UI" w:cs="Segoe UI"/>
+          <w:color w:val="0F1115"/>
+          <w:sz w:val="33"/>
+          <w:szCs w:val="33"/>
+        </w:rPr>
+      </w:pPr>
+    </w:p>
+    <w:p>
+      <w:pPr>
+        <w:pStyle w:val="a8"/>
+        <w:tabs>
+          <w:tab w:val="left" w:pos="3815"/>
+        </w:tabs>
+        <w:rPr>
+          <w:rFonts w:ascii="Segoe UI" w:hAnsi="Segoe UI" w:cs="Segoe UI"/>
+          <w:color w:val="0F1115"/>
+          <w:sz w:val="33"/>
+          <w:szCs w:val="33"/>
+        </w:rPr>
+      </w:pPr>
+    </w:p>
+    <w:p>
+      <w:pPr>
+        <w:pStyle w:val="a8"/>
+        <w:tabs>
+          <w:tab w:val="left" w:pos="3815"/>
+        </w:tabs>
+        <w:rPr>
+          <w:rFonts w:ascii="Segoe UI" w:hAnsi="Segoe UI" w:cs="Segoe UI"/>
+          <w:color w:val="0F1115"/>
+          <w:sz w:val="33"/>
+          <w:szCs w:val="33"/>
+        </w:rPr>
+      </w:pPr>
+    </w:p>
+    <w:p>
+      <w:pPr>
+        <w:pStyle w:val="a8"/>
+        <w:tabs>
+          <w:tab w:val="left" w:pos="3815"/>
+        </w:tabs>
+        <w:rPr>
+          <w:rFonts w:ascii="Segoe UI" w:hAnsi="Segoe UI" w:cs="Segoe UI"/>
+          <w:color w:val="0F1115"/>
+          <w:sz w:val="33"/>
+          <w:szCs w:val="33"/>
+        </w:rPr>
+      </w:pPr>
+    </w:p>
+    <w:p>
+      <w:pPr>
+        <w:pStyle w:val="a8"/>
+        <w:tabs>
+          <w:tab w:val="left" w:pos="3815"/>
+        </w:tabs>
+        <w:rPr>
+          <w:rFonts w:ascii="Segoe UI" w:hAnsi="Segoe UI" w:cs="Segoe UI"/>
+          <w:color w:val="0F1115"/>
+          <w:sz w:val="33"/>
+          <w:szCs w:val="33"/>
+        </w:rPr>
+      </w:pPr>
+    </w:p>
+    <w:p>
+      <w:pPr>
+        <w:pStyle w:val="a8"/>
+        <w:tabs>
+          <w:tab w:val="left" w:pos="3815"/>
+        </w:tabs>
+        <w:rPr>
+          <w:rFonts w:ascii="Segoe UI" w:hAnsi="Segoe UI" w:cs="Segoe UI"/>
+          <w:color w:val="0F1115"/>
+          <w:sz w:val="33"/>
+          <w:szCs w:val="33"/>
+        </w:rPr>
+      </w:pPr>
+    </w:p>
+    <w:p>
+      <w:pPr>
+        <w:pStyle w:val="a8"/>
+        <w:tabs>
+          <w:tab w:val="left" w:pos="3815"/>
+        </w:tabs>
+        <w:rPr>
+          <w:rFonts w:ascii="Segoe UI" w:hAnsi="Segoe UI" w:cs="Segoe UI"/>
+          <w:color w:val="0F1115"/>
+          <w:sz w:val="33"/>
+          <w:szCs w:val="33"/>
+        </w:rPr>
+      </w:pPr>
+    </w:p>
+    <w:p>
+      <w:pPr>
+        <w:pStyle w:val="a8"/>
+        <w:tabs>
+          <w:tab w:val="left" w:pos="3815"/>
+        </w:tabs>
+        <w:rPr>
+          <w:rFonts w:ascii="Segoe UI" w:hAnsi="Segoe UI" w:cs="Segoe UI"/>
+          <w:color w:val="0F1115"/>
+          <w:sz w:val="33"/>
+          <w:szCs w:val="33"/>
+        </w:rPr>
+      </w:pPr>
+    </w:p>
+    <w:p>
+      <w:pPr>
+        <w:pStyle w:val="a8"/>
+        <w:tabs>
+          <w:tab w:val="left" w:pos="3815"/>
+        </w:tabs>
+        <w:rPr>
+          <w:rFonts w:ascii="Segoe UI" w:hAnsi="Segoe UI" w:cs="Segoe UI"/>
+          <w:b/>
+          <w:color w:val="0F1115"/>
+          <w:sz w:val="33"/>
+          <w:szCs w:val="33"/>
+        </w:rPr>
+      </w:pPr>
+      <w:r>
+        <w:rPr>
+          <w:rFonts w:ascii="Segoe UI" w:hAnsi="Segoe UI" w:cs="Segoe UI"/>
+          <w:b/>
+          <w:color w:val="0F1115"/>
+          <w:sz w:val="33"/>
+          <w:szCs w:val="33"/>
+        </w:rPr>
         <w:lastRenderedPageBreak/>
         <w:t>Вход в систему «Парк аттракционов»</w:t>
       </w:r>
     </w:p>
     <w:p>
       <w:pPr>
-        <w:pStyle w:val="3"/>
-        <w:shd w:val="clear" w:color="auto" w:fill="FFFFFF"/>
-        <w:spacing w:before="480" w:after="240" w:line="450" w:lineRule="atLeast"/>
-        <w:rPr>
-          <w:rFonts w:ascii="Segoe UI" w:hAnsi="Segoe UI" w:cs="Segoe UI"/>
-          <w:color w:val="0F1115"/>
-          <w:sz w:val="30"/>
-          <w:szCs w:val="30"/>
+        <w:pStyle w:val="a8"/>
+        <w:tabs>
+          <w:tab w:val="left" w:pos="3815"/>
+        </w:tabs>
+        <w:rPr>
+          <w:rFonts w:ascii="Times New Roman" w:hAnsi="Times New Roman" w:cs="Times New Roman"/>
+          <w:sz w:val="28"/>
+          <w:szCs w:val="28"/>
         </w:rPr>
       </w:pPr>
       <w:r>
@@ -2423,6 +2632,7 @@
         <w:rPr>
           <w:rFonts w:ascii="Segoe UI" w:hAnsi="Segoe UI" w:cs="Segoe UI"/>
           <w:color w:val="0F1115"/>
+          <w:lang w:val="en-US"/>
         </w:rPr>
       </w:pPr>
       <w:r>
@@ -2436,6 +2646,7 @@
         <w:rPr>
           <w:rFonts w:ascii="Segoe UI" w:hAnsi="Segoe UI" w:cs="Segoe UI"/>
           <w:color w:val="0F1115"/>
+          <w:lang w:val="en-US"/>
         </w:rPr>
         <w:t xml:space="preserve"> (</w:t>
       </w:r>
@@ -2450,6 +2661,7 @@
         <w:rPr>
           <w:rFonts w:ascii="Segoe UI" w:hAnsi="Segoe UI" w:cs="Segoe UI"/>
           <w:color w:val="0F1115"/>
+          <w:lang w:val="en-US"/>
         </w:rPr>
         <w:t xml:space="preserve">: </w:t>
       </w:r>
@@ -2465,6 +2677,7 @@
         <w:rPr>
           <w:rFonts w:ascii="Segoe UI" w:hAnsi="Segoe UI" w:cs="Segoe UI"/>
           <w:color w:val="0F1115"/>
+          <w:lang w:val="en-US"/>
         </w:rPr>
         <w:t xml:space="preserve">, </w:t>
       </w:r>
@@ -2480,6 +2693,7 @@
         <w:rPr>
           <w:rFonts w:ascii="Segoe UI" w:hAnsi="Segoe UI" w:cs="Segoe UI"/>
           <w:color w:val="0F1115"/>
+          <w:lang w:val="en-US"/>
         </w:rPr>
         <w:t xml:space="preserve">1, </w:t>
       </w:r>
@@ -2495,6 +2709,7 @@
         <w:rPr>
           <w:rFonts w:ascii="Segoe UI" w:hAnsi="Segoe UI" w:cs="Segoe UI"/>
           <w:color w:val="0F1115"/>
+          <w:lang w:val="en-US"/>
         </w:rPr>
         <w:t>2)</w:t>
       </w:r>
@@ -2831,6 +3046,48 @@
           <w:color w:val="0F1115"/>
         </w:rPr>
       </w:pPr>
+      <w:r>
+        <w:rPr>
+          <w:rStyle w:val="a9"/>
+          <w:rFonts w:ascii="Segoe UI" w:hAnsi="Segoe UI" w:cs="Segoe UI"/>
+          <w:color w:val="0F1115"/>
+        </w:rPr>
+        <w:drawing>
+          <wp:inline distT="0" distB="0" distL="0" distR="0" wp14:anchorId="65D1DD79" wp14:editId="430BA85C">
+            <wp:extent cx="5308709" cy="2974693"/>
+            <wp:effectExtent l="0" t="0" r="6350" b="0"/>
+            <wp:docPr id="1" name="Рисунок 1"/>
+            <wp:cNvGraphicFramePr>
+              <a:graphicFrameLocks xmlns:a="http://schemas.openxmlformats.org/drawingml/2006/main" noChangeAspect="1"/>
+            </wp:cNvGraphicFramePr>
+            <a:graphic xmlns:a="http://schemas.openxmlformats.org/drawingml/2006/main">
+              <a:graphicData uri="http://schemas.openxmlformats.org/drawingml/2006/picture">
+                <pic:pic xmlns:pic="http://schemas.openxmlformats.org/drawingml/2006/picture">
+                  <pic:nvPicPr>
+                    <pic:cNvPr id="1" name=""/>
+                    <pic:cNvPicPr/>
+                  </pic:nvPicPr>
+                  <pic:blipFill>
+                    <a:blip r:embed="rId7"/>
+                    <a:stretch>
+                      <a:fillRect/>
+                    </a:stretch>
+                  </pic:blipFill>
+                  <pic:spPr>
+                    <a:xfrm>
+                      <a:off x="0" y="0"/>
+                      <a:ext cx="5323495" cy="2982978"/>
+                    </a:xfrm>
+                    <a:prstGeom prst="rect">
+                      <a:avLst/>
+                    </a:prstGeom>
+                  </pic:spPr>
+                </pic:pic>
+              </a:graphicData>
+            </a:graphic>
+          </wp:inline>
+        </w:drawing>
+      </w:r>
     </w:p>
     <w:p>
       <w:pPr>
@@ -2839,88 +3096,21 @@
         <w:spacing w:after="0" w:afterAutospacing="0"/>
         <w:ind w:left="720"/>
         <w:rPr>
+          <w:rFonts w:ascii="Segoe UI" w:hAnsi="Segoe UI" w:cs="Segoe UI"/>
+          <w:i/>
+          <w:iCs/>
+          <w:color w:val="0F1115"/>
+          <w:lang w:val="en-US"/>
+        </w:rPr>
+      </w:pPr>
+      <w:r>
+        <w:rPr>
           <w:rStyle w:val="a9"/>
           <w:rFonts w:ascii="Segoe UI" w:hAnsi="Segoe UI" w:cs="Segoe UI"/>
           <w:color w:val="0F1115"/>
         </w:rPr>
-      </w:pPr>
-    </w:p>
-    <w:p>
-      <w:pPr>
-        <w:pStyle w:val="ds-markdown-paragraph"/>
-        <w:shd w:val="clear" w:color="auto" w:fill="FFFFFF"/>
-        <w:spacing w:after="0" w:afterAutospacing="0"/>
-        <w:ind w:left="720"/>
-        <w:rPr>
-          <w:rStyle w:val="a9"/>
-          <w:rFonts w:ascii="Segoe UI" w:hAnsi="Segoe UI" w:cs="Segoe UI"/>
-          <w:color w:val="0F1115"/>
-        </w:rPr>
-      </w:pPr>
-    </w:p>
-    <w:p>
-      <w:pPr>
-        <w:pStyle w:val="ds-markdown-paragraph"/>
-        <w:shd w:val="clear" w:color="auto" w:fill="FFFFFF"/>
-        <w:spacing w:after="0" w:afterAutospacing="0"/>
-        <w:ind w:left="720"/>
-        <w:rPr>
-          <w:rStyle w:val="a9"/>
-          <w:rFonts w:ascii="Segoe UI" w:hAnsi="Segoe UI" w:cs="Segoe UI"/>
-          <w:color w:val="0F1115"/>
-        </w:rPr>
-      </w:pPr>
-    </w:p>
-    <w:p>
-      <w:pPr>
-        <w:pStyle w:val="ds-markdown-paragraph"/>
-        <w:shd w:val="clear" w:color="auto" w:fill="FFFFFF"/>
-        <w:spacing w:after="0" w:afterAutospacing="0"/>
-        <w:ind w:left="720"/>
-        <w:rPr>
-          <w:rStyle w:val="a9"/>
-          <w:rFonts w:ascii="Segoe UI" w:hAnsi="Segoe UI" w:cs="Segoe UI"/>
-          <w:color w:val="0F1115"/>
-        </w:rPr>
-      </w:pPr>
-    </w:p>
-    <w:p>
-      <w:pPr>
-        <w:pStyle w:val="ds-markdown-paragraph"/>
-        <w:shd w:val="clear" w:color="auto" w:fill="FFFFFF"/>
-        <w:spacing w:after="0" w:afterAutospacing="0"/>
-        <w:ind w:left="720"/>
-        <w:rPr>
-          <w:rStyle w:val="a9"/>
-          <w:rFonts w:ascii="Segoe UI" w:hAnsi="Segoe UI" w:cs="Segoe UI"/>
-          <w:color w:val="0F1115"/>
-        </w:rPr>
-      </w:pPr>
-    </w:p>
-    <w:p>
-      <w:pPr>
-        <w:pStyle w:val="ds-markdown-paragraph"/>
-        <w:shd w:val="clear" w:color="auto" w:fill="FFFFFF"/>
-        <w:spacing w:after="0" w:afterAutospacing="0"/>
-        <w:ind w:left="720"/>
-        <w:rPr>
-          <w:rStyle w:val="a9"/>
-          <w:rFonts w:ascii="Segoe UI" w:hAnsi="Segoe UI" w:cs="Segoe UI"/>
-          <w:color w:val="0F1115"/>
-        </w:rPr>
-      </w:pPr>
-    </w:p>
-    <w:p>
-      <w:pPr>
-        <w:pStyle w:val="ds-markdown-paragraph"/>
-        <w:shd w:val="clear" w:color="auto" w:fill="FFFFFF"/>
-        <w:spacing w:after="0" w:afterAutospacing="0"/>
-        <w:ind w:left="720"/>
-        <w:rPr>
-          <w:rFonts w:ascii="Segoe UI" w:hAnsi="Segoe UI" w:cs="Segoe UI"/>
-          <w:color w:val="0F1115"/>
-        </w:rPr>
-      </w:pPr>
+        <w:t>Рис.1-Форма авторизации</w:t>
+      </w:r>
     </w:p>
     <w:p>
       <w:pPr>
@@ -3112,15 +3302,93 @@
           <w:rFonts w:ascii="Segoe UI" w:hAnsi="Segoe UI" w:cs="Segoe UI"/>
           <w:color w:val="0F1115"/>
         </w:rPr>
-        <w:t xml:space="preserve"> </w:t>
-      </w:r>
-      <w:r>
-        <w:rPr>
-          <w:rFonts w:ascii="Segoe UI" w:hAnsi="Segoe UI" w:cs="Segoe UI"/>
-          <w:color w:val="0F1115"/>
-        </w:rPr>
-        <w:t>«Отчёты» → переход в модуль отчётности</w:t>
-      </w:r>
+        <w:t xml:space="preserve"> «Отчёты» → переход в модуль отчётности</w:t>
+      </w:r>
+    </w:p>
+    <w:p>
+      <w:pPr>
+        <w:pStyle w:val="ds-markdown-paragraph"/>
+        <w:shd w:val="clear" w:color="auto" w:fill="FFFFFF"/>
+        <w:spacing w:after="0" w:afterAutospacing="0"/>
+        <w:ind w:left="720"/>
+        <w:rPr>
+          <w:rFonts w:ascii="Segoe UI" w:hAnsi="Segoe UI" w:cs="Segoe UI"/>
+          <w:color w:val="0F1115"/>
+        </w:rPr>
+      </w:pPr>
+      <w:r>
+        <w:rPr>
+          <w:rFonts w:ascii="Segoe UI" w:hAnsi="Segoe UI" w:cs="Segoe UI"/>
+          <w:color w:val="0F1115"/>
+        </w:rPr>
+        <w:drawing>
+          <wp:inline distT="0" distB="0" distL="0" distR="0" wp14:anchorId="5F117D12" wp14:editId="17F24676">
+            <wp:extent cx="5069711" cy="2578480"/>
+            <wp:effectExtent l="0" t="0" r="0" b="0"/>
+            <wp:docPr id="2" name="Рисунок 2"/>
+            <wp:cNvGraphicFramePr>
+              <a:graphicFrameLocks xmlns:a="http://schemas.openxmlformats.org/drawingml/2006/main" noChangeAspect="1"/>
+            </wp:cNvGraphicFramePr>
+            <a:graphic xmlns:a="http://schemas.openxmlformats.org/drawingml/2006/main">
+              <a:graphicData uri="http://schemas.openxmlformats.org/drawingml/2006/picture">
+                <pic:pic xmlns:pic="http://schemas.openxmlformats.org/drawingml/2006/picture">
+                  <pic:nvPicPr>
+                    <pic:cNvPr id="1" name=""/>
+                    <pic:cNvPicPr/>
+                  </pic:nvPicPr>
+                  <pic:blipFill>
+                    <a:blip r:embed="rId8"/>
+                    <a:stretch>
+                      <a:fillRect/>
+                    </a:stretch>
+                  </pic:blipFill>
+                  <pic:spPr>
+                    <a:xfrm>
+                      <a:off x="0" y="0"/>
+                      <a:ext cx="5102199" cy="2595003"/>
+                    </a:xfrm>
+                    <a:prstGeom prst="rect">
+                      <a:avLst/>
+                    </a:prstGeom>
+                  </pic:spPr>
+                </pic:pic>
+              </a:graphicData>
+            </a:graphic>
+          </wp:inline>
+        </w:drawing>
+      </w:r>
+    </w:p>
+    <w:p>
+      <w:pPr>
+        <w:pStyle w:val="ds-markdown-paragraph"/>
+        <w:shd w:val="clear" w:color="auto" w:fill="FFFFFF"/>
+        <w:spacing w:after="0" w:afterAutospacing="0"/>
+        <w:ind w:left="720"/>
+        <w:rPr>
+          <w:rFonts w:ascii="Segoe UI" w:hAnsi="Segoe UI" w:cs="Segoe UI"/>
+          <w:color w:val="0F1115"/>
+        </w:rPr>
+      </w:pPr>
+      <w:r>
+        <w:rPr>
+          <w:rFonts w:ascii="Segoe UI" w:hAnsi="Segoe UI" w:cs="Segoe UI"/>
+          <w:color w:val="0F1115"/>
+        </w:rPr>
+        <w:t>Рис.2-скриншот меню администратора</w:t>
+      </w:r>
+    </w:p>
+    <w:p>
+      <w:pPr>
+        <w:pStyle w:val="ds-markdown-paragraph"/>
+        <w:shd w:val="clear" w:color="auto" w:fill="FFFFFF"/>
+        <w:spacing w:after="0" w:afterAutospacing="0"/>
+        <w:ind w:left="720"/>
+        <w:rPr>
+          <w:rFonts w:ascii="Segoe UI" w:hAnsi="Segoe UI" w:cs="Segoe UI"/>
+          <w:color w:val="0F1115"/>
+          <w:lang w:val="en-US"/>
+        </w:rPr>
+      </w:pPr>
     </w:p>
     <w:p>
       <w:pPr>
@@ -3279,6 +3547,30 @@
         <w:shd w:val="clear" w:color="auto" w:fill="FFFFFF"/>
         <w:spacing w:before="240" w:beforeAutospacing="0" w:after="240" w:afterAutospacing="0"/>
         <w:rPr>
+          <w:rStyle w:val="a7"/>
+          <w:rFonts w:ascii="Segoe UI" w:hAnsi="Segoe UI" w:cs="Segoe UI"/>
+          <w:color w:val="0F1115"/>
+        </w:rPr>
+      </w:pPr>
+    </w:p>
+    <w:p>
+      <w:pPr>
+        <w:pStyle w:val="ds-markdown-paragraph"/>
+        <w:shd w:val="clear" w:color="auto" w:fill="FFFFFF"/>
+        <w:spacing w:before="240" w:beforeAutospacing="0" w:after="240" w:afterAutospacing="0"/>
+        <w:rPr>
+          <w:rStyle w:val="a7"/>
+          <w:rFonts w:ascii="Segoe UI" w:hAnsi="Segoe UI" w:cs="Segoe UI"/>
+          <w:color w:val="0F1115"/>
+        </w:rPr>
+      </w:pPr>
+    </w:p>
+    <w:p>
+      <w:pPr>
+        <w:pStyle w:val="ds-markdown-paragraph"/>
+        <w:shd w:val="clear" w:color="auto" w:fill="FFFFFF"/>
+        <w:spacing w:before="240" w:beforeAutospacing="0" w:after="240" w:afterAutospacing="0"/>
+        <w:rPr>
           <w:rFonts w:ascii="Segoe UI" w:hAnsi="Segoe UI" w:cs="Segoe UI"/>
           <w:color w:val="0F1115"/>
         </w:rPr>
@@ -3385,18 +3677,224 @@
         <w:pStyle w:val="ds-markdown-paragraph"/>
         <w:shd w:val="clear" w:color="auto" w:fill="FFFFFF"/>
         <w:spacing w:after="0" w:afterAutospacing="0"/>
-        <w:rPr>
-          <w:rFonts w:ascii="Segoe UI" w:hAnsi="Segoe UI" w:cs="Segoe UI"/>
-          <w:color w:val="0F1115"/>
-        </w:rPr>
-      </w:pPr>
-      <w:r>
+        <w:ind w:left="720"/>
+        <w:rPr>
+          <w:rFonts w:ascii="Segoe UI" w:hAnsi="Segoe UI" w:cs="Segoe UI"/>
+          <w:color w:val="0F1115"/>
+        </w:rPr>
+      </w:pPr>
+      <w:r>
+        <w:rPr>
+          <w:rFonts w:ascii="Segoe UI" w:hAnsi="Segoe UI" w:cs="Segoe UI"/>
+          <w:color w:val="0F1115"/>
+        </w:rPr>
+        <w:drawing>
+          <wp:anchor distT="0" distB="0" distL="114300" distR="114300" simplePos="0" relativeHeight="251658240" behindDoc="0" locked="0" layoutInCell="1" allowOverlap="1">
+            <wp:simplePos x="1539433" y="2442258"/>
+            <wp:positionH relativeFrom="column">
+              <wp:align>left</wp:align>
+            </wp:positionH>
+            <wp:positionV relativeFrom="paragraph">
+              <wp:align>top</wp:align>
+            </wp:positionV>
+            <wp:extent cx="5017360" cy="2847372"/>
+            <wp:effectExtent l="0" t="0" r="0" b="0"/>
+            <wp:wrapSquare wrapText="bothSides"/>
+            <wp:docPr id="3" name="Рисунок 3"/>
+            <wp:cNvGraphicFramePr>
+              <a:graphicFrameLocks xmlns:a="http://schemas.openxmlformats.org/drawingml/2006/main" noChangeAspect="1"/>
+            </wp:cNvGraphicFramePr>
+            <a:graphic xmlns:a="http://schemas.openxmlformats.org/drawingml/2006/main">
+              <a:graphicData uri="http://schemas.openxmlformats.org/drawingml/2006/picture">
+                <pic:pic xmlns:pic="http://schemas.openxmlformats.org/drawingml/2006/picture">
+                  <pic:nvPicPr>
+                    <pic:cNvPr id="1" name=""/>
+                    <pic:cNvPicPr/>
+                  </pic:nvPicPr>
+                  <pic:blipFill>
+                    <a:blip r:embed="rId9">
+                      <a:extLst>
+                        <a:ext uri="{28A0092B-C50C-407E-A947-70E740481C1C}">
+                          <a14:useLocalDpi xmlns:a14="http://schemas.microsoft.com/office/drawing/2010/main" val="0"/>
+                        </a:ext>
+                      </a:extLst>
+                    </a:blip>
+                    <a:stretch>
+                      <a:fillRect/>
+                    </a:stretch>
+                  </pic:blipFill>
+                  <pic:spPr>
+                    <a:xfrm>
+                      <a:off x="0" y="0"/>
+                      <a:ext cx="5017360" cy="2847372"/>
+                    </a:xfrm>
+                    <a:prstGeom prst="rect">
+                      <a:avLst/>
+                    </a:prstGeom>
+                  </pic:spPr>
+                </pic:pic>
+              </a:graphicData>
+            </a:graphic>
+          </wp:anchor>
+        </w:drawing>
+      </w:r>
+      <w:r>
+        <w:rPr>
+          <w:rFonts w:ascii="Segoe UI" w:hAnsi="Segoe UI" w:cs="Segoe UI"/>
+          <w:color w:val="0F1115"/>
+        </w:rPr>
+        <w:br w:type="textWrapping" w:clear="all"/>
+        <w:t>Рис.3-скриншот страницы Сторудники</w:t>
+      </w:r>
+    </w:p>
+    <w:p>
+      <w:pPr>
+        <w:pStyle w:val="ds-markdown-paragraph"/>
+        <w:shd w:val="clear" w:color="auto" w:fill="FFFFFF"/>
+        <w:spacing w:after="0" w:afterAutospacing="0"/>
         <w:rPr>
           <w:rFonts w:ascii="Segoe UI" w:hAnsi="Segoe UI" w:cs="Segoe UI"/>
           <w:color w:val="0F1115"/>
           <w:sz w:val="30"/>
           <w:szCs w:val="30"/>
         </w:rPr>
+      </w:pPr>
+    </w:p>
+    <w:p>
+      <w:pPr>
+        <w:pStyle w:val="ds-markdown-paragraph"/>
+        <w:shd w:val="clear" w:color="auto" w:fill="FFFFFF"/>
+        <w:spacing w:after="0" w:afterAutospacing="0"/>
+        <w:rPr>
+          <w:rFonts w:ascii="Segoe UI" w:hAnsi="Segoe UI" w:cs="Segoe UI"/>
+          <w:color w:val="0F1115"/>
+          <w:sz w:val="30"/>
+          <w:szCs w:val="30"/>
+        </w:rPr>
+      </w:pPr>
+    </w:p>
+    <w:p>
+      <w:pPr>
+        <w:pStyle w:val="ds-markdown-paragraph"/>
+        <w:shd w:val="clear" w:color="auto" w:fill="FFFFFF"/>
+        <w:spacing w:after="0" w:afterAutospacing="0"/>
+        <w:rPr>
+          <w:rFonts w:ascii="Segoe UI" w:hAnsi="Segoe UI" w:cs="Segoe UI"/>
+          <w:color w:val="0F1115"/>
+          <w:sz w:val="30"/>
+          <w:szCs w:val="30"/>
+        </w:rPr>
+      </w:pPr>
+    </w:p>
+    <w:p>
+      <w:pPr>
+        <w:pStyle w:val="ds-markdown-paragraph"/>
+        <w:shd w:val="clear" w:color="auto" w:fill="FFFFFF"/>
+        <w:spacing w:after="0" w:afterAutospacing="0"/>
+        <w:rPr>
+          <w:rFonts w:ascii="Segoe UI" w:hAnsi="Segoe UI" w:cs="Segoe UI"/>
+          <w:color w:val="0F1115"/>
+          <w:sz w:val="30"/>
+          <w:szCs w:val="30"/>
+        </w:rPr>
+      </w:pPr>
+    </w:p>
+    <w:p>
+      <w:pPr>
+        <w:pStyle w:val="ds-markdown-paragraph"/>
+        <w:shd w:val="clear" w:color="auto" w:fill="FFFFFF"/>
+        <w:spacing w:after="0" w:afterAutospacing="0"/>
+        <w:rPr>
+          <w:rFonts w:ascii="Segoe UI" w:hAnsi="Segoe UI" w:cs="Segoe UI"/>
+          <w:color w:val="0F1115"/>
+          <w:sz w:val="30"/>
+          <w:szCs w:val="30"/>
+        </w:rPr>
+      </w:pPr>
+    </w:p>
+    <w:p>
+      <w:pPr>
+        <w:pStyle w:val="ds-markdown-paragraph"/>
+        <w:shd w:val="clear" w:color="auto" w:fill="FFFFFF"/>
+        <w:spacing w:after="0" w:afterAutospacing="0"/>
+        <w:rPr>
+          <w:rFonts w:ascii="Segoe UI" w:hAnsi="Segoe UI" w:cs="Segoe UI"/>
+          <w:color w:val="0F1115"/>
+          <w:sz w:val="30"/>
+          <w:szCs w:val="30"/>
+        </w:rPr>
+      </w:pPr>
+    </w:p>
+    <w:p>
+      <w:pPr>
+        <w:pStyle w:val="ds-markdown-paragraph"/>
+        <w:shd w:val="clear" w:color="auto" w:fill="FFFFFF"/>
+        <w:spacing w:after="0" w:afterAutospacing="0"/>
+        <w:rPr>
+          <w:rFonts w:ascii="Segoe UI" w:hAnsi="Segoe UI" w:cs="Segoe UI"/>
+          <w:color w:val="0F1115"/>
+          <w:sz w:val="30"/>
+          <w:szCs w:val="30"/>
+        </w:rPr>
+      </w:pPr>
+    </w:p>
+    <w:p>
+      <w:pPr>
+        <w:pStyle w:val="ds-markdown-paragraph"/>
+        <w:shd w:val="clear" w:color="auto" w:fill="FFFFFF"/>
+        <w:spacing w:after="0" w:afterAutospacing="0"/>
+        <w:rPr>
+          <w:rFonts w:ascii="Segoe UI" w:hAnsi="Segoe UI" w:cs="Segoe UI"/>
+          <w:color w:val="0F1115"/>
+          <w:sz w:val="30"/>
+          <w:szCs w:val="30"/>
+        </w:rPr>
+      </w:pPr>
+    </w:p>
+    <w:p>
+      <w:pPr>
+        <w:pStyle w:val="ds-markdown-paragraph"/>
+        <w:shd w:val="clear" w:color="auto" w:fill="FFFFFF"/>
+        <w:spacing w:after="0" w:afterAutospacing="0"/>
+        <w:rPr>
+          <w:rFonts w:ascii="Segoe UI" w:hAnsi="Segoe UI" w:cs="Segoe UI"/>
+          <w:color w:val="0F1115"/>
+          <w:sz w:val="30"/>
+          <w:szCs w:val="30"/>
+        </w:rPr>
+      </w:pPr>
+    </w:p>
+    <w:p>
+      <w:pPr>
+        <w:pStyle w:val="ds-markdown-paragraph"/>
+        <w:shd w:val="clear" w:color="auto" w:fill="FFFFFF"/>
+        <w:spacing w:after="0" w:afterAutospacing="0"/>
+        <w:rPr>
+          <w:rFonts w:ascii="Segoe UI" w:hAnsi="Segoe UI" w:cs="Segoe UI"/>
+          <w:color w:val="0F1115"/>
+          <w:sz w:val="30"/>
+          <w:szCs w:val="30"/>
+        </w:rPr>
+      </w:pPr>
+    </w:p>
+    <w:p>
+      <w:pPr>
+        <w:pStyle w:val="ds-markdown-paragraph"/>
+        <w:shd w:val="clear" w:color="auto" w:fill="FFFFFF"/>
+        <w:spacing w:after="0" w:afterAutospacing="0"/>
+        <w:rPr>
+          <w:rFonts w:ascii="Segoe UI" w:hAnsi="Segoe UI" w:cs="Segoe UI"/>
+          <w:color w:val="0F1115"/>
+        </w:rPr>
+      </w:pPr>
+      <w:r>
+        <w:rPr>
+          <w:rFonts w:ascii="Segoe UI" w:hAnsi="Segoe UI" w:cs="Segoe UI"/>
+          <w:color w:val="0F1115"/>
+          <w:sz w:val="30"/>
+          <w:szCs w:val="30"/>
+        </w:rPr>
+        <w:lastRenderedPageBreak/>
         <w:t>Окно добавления нового сотрудника</w:t>
       </w:r>
     </w:p>
@@ -3591,6 +4089,177 @@
         </w:rPr>
         <w:t>Кнопка «Сохранить» → добавляет запись в базу сотрудников</w:t>
       </w:r>
+    </w:p>
+    <w:p>
+      <w:pPr>
+        <w:pStyle w:val="ds-markdown-paragraph"/>
+        <w:shd w:val="clear" w:color="auto" w:fill="FFFFFF"/>
+        <w:spacing w:after="0" w:afterAutospacing="0"/>
+        <w:ind w:left="720"/>
+        <w:rPr>
+          <w:rFonts w:ascii="Segoe UI" w:hAnsi="Segoe UI" w:cs="Segoe UI"/>
+          <w:color w:val="0F1115"/>
+        </w:rPr>
+      </w:pPr>
+      <w:r>
+        <w:rPr>
+          <w:rFonts w:ascii="Segoe UI" w:hAnsi="Segoe UI" w:cs="Segoe UI"/>
+          <w:color w:val="0F1115"/>
+        </w:rPr>
+        <w:drawing>
+          <wp:inline distT="0" distB="0" distL="0" distR="0" wp14:anchorId="59CBC733" wp14:editId="5B7FC632">
+            <wp:extent cx="4710896" cy="2940842"/>
+            <wp:effectExtent l="0" t="0" r="0" b="0"/>
+            <wp:docPr id="4" name="Рисунок 4"/>
+            <wp:cNvGraphicFramePr>
+              <a:graphicFrameLocks xmlns:a="http://schemas.openxmlformats.org/drawingml/2006/main" noChangeAspect="1"/>
+            </wp:cNvGraphicFramePr>
+            <a:graphic xmlns:a="http://schemas.openxmlformats.org/drawingml/2006/main">
+              <a:graphicData uri="http://schemas.openxmlformats.org/drawingml/2006/picture">
+                <pic:pic xmlns:pic="http://schemas.openxmlformats.org/drawingml/2006/picture">
+                  <pic:nvPicPr>
+                    <pic:cNvPr id="1" name=""/>
+                    <pic:cNvPicPr/>
+                  </pic:nvPicPr>
+                  <pic:blipFill>
+                    <a:blip r:embed="rId10"/>
+                    <a:stretch>
+                      <a:fillRect/>
+                    </a:stretch>
+                  </pic:blipFill>
+                  <pic:spPr>
+                    <a:xfrm>
+                      <a:off x="0" y="0"/>
+                      <a:ext cx="4891035" cy="3053296"/>
+                    </a:xfrm>
+                    <a:prstGeom prst="rect">
+                      <a:avLst/>
+                    </a:prstGeom>
+                  </pic:spPr>
+                </pic:pic>
+              </a:graphicData>
+            </a:graphic>
+          </wp:inline>
+        </w:drawing>
+      </w:r>
+    </w:p>
+    <w:p>
+      <w:pPr>
+        <w:pStyle w:val="ds-markdown-paragraph"/>
+        <w:shd w:val="clear" w:color="auto" w:fill="FFFFFF"/>
+        <w:spacing w:after="0" w:afterAutospacing="0"/>
+        <w:rPr>
+          <w:color w:val="0F1115"/>
+          <w:sz w:val="33"/>
+          <w:szCs w:val="33"/>
+        </w:rPr>
+      </w:pPr>
+      <w:r>
+        <w:rPr>
+          <w:color w:val="0F1115"/>
+          <w:sz w:val="33"/>
+          <w:szCs w:val="33"/>
+        </w:rPr>
+        <w:t>Рис.4-скриншот добавления нового сотрудника</w:t>
+      </w:r>
+    </w:p>
+    <w:p>
+      <w:pPr>
+        <w:pStyle w:val="ds-markdown-paragraph"/>
+        <w:shd w:val="clear" w:color="auto" w:fill="FFFFFF"/>
+        <w:spacing w:after="0" w:afterAutospacing="0"/>
+        <w:rPr>
+          <w:rFonts w:ascii="Segoe UI" w:hAnsi="Segoe UI" w:cs="Segoe UI"/>
+          <w:b/>
+          <w:color w:val="0F1115"/>
+          <w:sz w:val="33"/>
+          <w:szCs w:val="33"/>
+        </w:rPr>
+      </w:pPr>
+    </w:p>
+    <w:p>
+      <w:pPr>
+        <w:pStyle w:val="ds-markdown-paragraph"/>
+        <w:shd w:val="clear" w:color="auto" w:fill="FFFFFF"/>
+        <w:spacing w:after="0" w:afterAutospacing="0"/>
+        <w:rPr>
+          <w:rFonts w:ascii="Segoe UI" w:hAnsi="Segoe UI" w:cs="Segoe UI"/>
+          <w:b/>
+          <w:color w:val="0F1115"/>
+          <w:sz w:val="33"/>
+          <w:szCs w:val="33"/>
+        </w:rPr>
+      </w:pPr>
+    </w:p>
+    <w:p>
+      <w:pPr>
+        <w:pStyle w:val="ds-markdown-paragraph"/>
+        <w:shd w:val="clear" w:color="auto" w:fill="FFFFFF"/>
+        <w:spacing w:after="0" w:afterAutospacing="0"/>
+        <w:rPr>
+          <w:rFonts w:ascii="Segoe UI" w:hAnsi="Segoe UI" w:cs="Segoe UI"/>
+          <w:b/>
+          <w:color w:val="0F1115"/>
+          <w:sz w:val="33"/>
+          <w:szCs w:val="33"/>
+        </w:rPr>
+      </w:pPr>
+    </w:p>
+    <w:p>
+      <w:pPr>
+        <w:pStyle w:val="ds-markdown-paragraph"/>
+        <w:shd w:val="clear" w:color="auto" w:fill="FFFFFF"/>
+        <w:spacing w:after="0" w:afterAutospacing="0"/>
+        <w:rPr>
+          <w:rFonts w:ascii="Segoe UI" w:hAnsi="Segoe UI" w:cs="Segoe UI"/>
+          <w:b/>
+          <w:color w:val="0F1115"/>
+          <w:sz w:val="33"/>
+          <w:szCs w:val="33"/>
+        </w:rPr>
+      </w:pPr>
+    </w:p>
+    <w:p>
+      <w:pPr>
+        <w:pStyle w:val="ds-markdown-paragraph"/>
+        <w:shd w:val="clear" w:color="auto" w:fill="FFFFFF"/>
+        <w:spacing w:after="0" w:afterAutospacing="0"/>
+        <w:rPr>
+          <w:rFonts w:ascii="Segoe UI" w:hAnsi="Segoe UI" w:cs="Segoe UI"/>
+          <w:b/>
+          <w:color w:val="0F1115"/>
+          <w:sz w:val="33"/>
+          <w:szCs w:val="33"/>
+        </w:rPr>
+      </w:pPr>
+    </w:p>
+    <w:p>
+      <w:pPr>
+        <w:pStyle w:val="ds-markdown-paragraph"/>
+        <w:shd w:val="clear" w:color="auto" w:fill="FFFFFF"/>
+        <w:spacing w:after="0" w:afterAutospacing="0"/>
+        <w:rPr>
+          <w:rFonts w:ascii="Segoe UI" w:hAnsi="Segoe UI" w:cs="Segoe UI"/>
+          <w:b/>
+          <w:color w:val="0F1115"/>
+          <w:sz w:val="33"/>
+          <w:szCs w:val="33"/>
+        </w:rPr>
+      </w:pPr>
+    </w:p>
+    <w:p>
+      <w:pPr>
+        <w:pStyle w:val="ds-markdown-paragraph"/>
+        <w:shd w:val="clear" w:color="auto" w:fill="FFFFFF"/>
+        <w:spacing w:after="0" w:afterAutospacing="0"/>
+        <w:rPr>
+          <w:rFonts w:ascii="Segoe UI" w:hAnsi="Segoe UI" w:cs="Segoe UI"/>
+          <w:b/>
+          <w:color w:val="0F1115"/>
+          <w:sz w:val="33"/>
+          <w:szCs w:val="33"/>
+        </w:rPr>
+      </w:pPr>
     </w:p>
     <w:p>
       <w:pPr>
